--- a/Revised_KB_Documents/Raspberry pi setup Schawns lab.docx
+++ b/Revised_KB_Documents/Raspberry pi setup Schawns lab.docx
@@ -588,22 +588,27 @@
       <w:r>
         <w:rPr>
           <w:rFonts w:ascii="Calibri" w:hAnsi="Calibri"/>
-          <w:b w:val="0"/>
-          <w:i w:val="0"/>
           <w:sz w:val="22"/>
         </w:rPr>
         <w:t>Step 3: assign correct group in ISE</w:t>
         <w:br/>
         <w:tab/>
+        <w:t xml:space="preserve">login to </w:t>
       </w:r>
+      <w:hyperlink r:id="rId10">
+        <w:r>
+          <w:rPr>
+            <w:color w:val="0000FF"/>
+            <w:u w:val="single"/>
+          </w:rPr>
+          <w:t>SMSU Official Website</w:t>
+        </w:r>
+      </w:hyperlink>
       <w:r>
         <w:rPr>
           <w:rFonts w:ascii="Calibri" w:hAnsi="Calibri"/>
-          <w:b w:val="0"/>
-          <w:i w:val="0"/>
           <w:sz w:val="22"/>
         </w:rPr>
-        <w:t>login to https://ise01.smsu.edu/admin/login.jsp</w:t>
         <w:br/>
         <w:t>on the top let select the 3 lines</w:t>
         <w:br/>
@@ -611,37 +616,11 @@
         <w:br/>
         <w:t>Type in the MAC of the Raspberry Pi</w:t>
         <w:br/>
-        <w:t xml:space="preserve">Select the MAC and then select the Pencil </w:t>
-      </w:r>
-      <w:r>
-        <w:rPr>
-          <w:rFonts w:ascii="Calibri" w:hAnsi="Calibri"/>
-          <w:b/>
-          <w:i w:val="0"/>
-          <w:sz w:val="22"/>
-        </w:rPr>
-        <w:t>next</w:t>
-      </w:r>
-      <w:r>
-        <w:rPr>
-          <w:rFonts w:ascii="Calibri" w:hAnsi="Calibri"/>
-          <w:b w:val="0"/>
-          <w:i w:val="0"/>
-          <w:sz w:val="22"/>
-        </w:rPr>
-        <w:t xml:space="preserve"> to the MAC</w:t>
+        <w:t>Select the MAC and then select the Pencil next to the MAC</w:t>
         <w:br/>
         <w:t>Give the MAC a static group assignment of “SMSU-COMPUTERSCIENCE_RPI”</w:t>
         <w:br/>
         <w:t xml:space="preserve"> </w:t>
-      </w:r>
-      <w:r>
-        <w:rPr>
-          <w:rFonts w:ascii="Calibri" w:hAnsi="Calibri"/>
-          <w:b w:val="0"/>
-          <w:i w:val="0"/>
-          <w:sz w:val="22"/>
-        </w:rPr>
         <w:br/>
         <w:tab/>
       </w:r>
@@ -654,8 +633,6 @@
       <w:r>
         <w:rPr>
           <w:rFonts w:ascii="Calibri" w:hAnsi="Calibri"/>
-          <w:b w:val="0"/>
-          <w:i w:val="0"/>
           <w:sz w:val="22"/>
         </w:rPr>
         <w:t xml:space="preserve">login to </w:t>
@@ -666,7 +643,7 @@
             <w:color w:val="0000FF"/>
             <w:u w:val="single"/>
           </w:rPr>
-          <w:t>https://ise01.smsu.edu/admin/login.jsp</w:t>
+          <w:t>SMSU Official Website</w:t>
         </w:r>
       </w:hyperlink>
     </w:p>
